--- a/docs/Packaging Flask Server with macOS Swift App Using PyInstaller.docx
+++ b/docs/Packaging Flask Server with macOS Swift App Using PyInstaller.docx
@@ -155,8 +155,22 @@
         <w:rPr>
           <w:rFonts w:cstheme="minorHAnsi"/>
         </w:rPr>
-        <w:t>── app.py</w:t>
-      </w:r>
+        <w:t xml:space="preserve">── </w:t>
+      </w:r>
+      <w:r>
+        <w:rPr>
+          <w:rFonts w:cstheme="minorHAnsi"/>
+        </w:rPr>
+        <w:t>_</w:t>
+      </w:r>
+      <w:proofErr w:type="spellStart"/>
+      <w:r>
+        <w:rPr>
+          <w:rFonts w:cstheme="minorHAnsi"/>
+        </w:rPr>
+        <w:t>server.py</w:t>
+      </w:r>
+      <w:proofErr w:type="spellEnd"/>
     </w:p>
     <w:p>
       <w:pPr>
@@ -204,12 +218,27 @@
           <w:rFonts w:cstheme="minorHAnsi"/>
         </w:rPr>
       </w:pPr>
+      <w:proofErr w:type="gramStart"/>
+      <w:r>
+        <w:rPr>
+          <w:rFonts w:cstheme="minorHAnsi"/>
+        </w:rPr>
+        <w:t>server</w:t>
+      </w:r>
       <w:r>
         <w:rPr>
           <w:rStyle w:val="HTMLCode"/>
           <w:rFonts w:asciiTheme="minorHAnsi" w:eastAsiaTheme="minorHAnsi" w:hAnsiTheme="minorHAnsi" w:cstheme="minorHAnsi"/>
         </w:rPr>
-        <w:t>app.py</w:t>
+        <w:t>.py</w:t>
+      </w:r>
+      <w:proofErr w:type="gramEnd"/>
+      <w:r>
+        <w:rPr>
+          <w:rStyle w:val="HTMLCode"/>
+          <w:rFonts w:asciiTheme="minorHAnsi" w:eastAsiaTheme="minorHAnsi" w:hAnsiTheme="minorHAnsi" w:cstheme="minorHAnsi"/>
+        </w:rPr>
+        <w:t xml:space="preserve"> contents</w:t>
       </w:r>
       <w:r>
         <w:rPr>
@@ -224,6 +253,13 @@
           <w:rFonts w:cstheme="minorHAnsi"/>
         </w:rPr>
       </w:pPr>
+    </w:p>
+    <w:p>
+      <w:pPr>
+        <w:rPr>
+          <w:rFonts w:cstheme="minorHAnsi"/>
+        </w:rPr>
+      </w:pPr>
       <w:proofErr w:type="gramStart"/>
       <w:r>
         <w:rPr>
@@ -258,6 +294,78 @@
         <w:rPr>
           <w:rFonts w:cstheme="minorHAnsi"/>
         </w:rPr>
+        <w:t>import</w:t>
+      </w:r>
+      <w:proofErr w:type="gramEnd"/>
+      <w:r>
+        <w:rPr>
+          <w:rFonts w:cstheme="minorHAnsi"/>
+        </w:rPr>
+        <w:t xml:space="preserve"> </w:t>
+      </w:r>
+      <w:proofErr w:type="spellStart"/>
+      <w:r>
+        <w:rPr>
+          <w:rFonts w:cstheme="minorHAnsi"/>
+        </w:rPr>
+        <w:t>os</w:t>
+      </w:r>
+      <w:proofErr w:type="spellEnd"/>
+    </w:p>
+    <w:p>
+      <w:pPr>
+        <w:rPr>
+          <w:rFonts w:cstheme="minorHAnsi"/>
+        </w:rPr>
+      </w:pPr>
+      <w:proofErr w:type="spellStart"/>
+      <w:r>
+        <w:rPr>
+          <w:rFonts w:cstheme="minorHAnsi"/>
+        </w:rPr>
+        <w:t>static_folder_path</w:t>
+      </w:r>
+      <w:proofErr w:type="spellEnd"/>
+      <w:r>
+        <w:rPr>
+          <w:rFonts w:cstheme="minorHAnsi"/>
+        </w:rPr>
+        <w:t xml:space="preserve"> = </w:t>
+      </w:r>
+      <w:proofErr w:type="spellStart"/>
+      <w:proofErr w:type="gramStart"/>
+      <w:r>
+        <w:rPr>
+          <w:rFonts w:cstheme="minorHAnsi"/>
+        </w:rPr>
+        <w:t>os.environ.get</w:t>
+      </w:r>
+      <w:proofErr w:type="spellEnd"/>
+      <w:r>
+        <w:rPr>
+          <w:rFonts w:cstheme="minorHAnsi"/>
+        </w:rPr>
+        <w:t>(</w:t>
+      </w:r>
+      <w:proofErr w:type="gramEnd"/>
+      <w:r>
+        <w:rPr>
+          <w:rFonts w:cstheme="minorHAnsi"/>
+        </w:rPr>
+        <w:t>"STATIC_FOLDER_PATH", "static")</w:t>
+      </w:r>
+    </w:p>
+    <w:p>
+      <w:pPr>
+        <w:rPr>
+          <w:rFonts w:cstheme="minorHAnsi"/>
+        </w:rPr>
+      </w:pPr>
+      <w:proofErr w:type="gramStart"/>
+      <w:r>
+        <w:rPr>
+          <w:rFonts w:cstheme="minorHAnsi"/>
+        </w:rPr>
         <w:t>app</w:t>
       </w:r>
       <w:proofErr w:type="gramEnd"/>
@@ -279,7 +387,21 @@
         <w:rPr>
           <w:rFonts w:cstheme="minorHAnsi"/>
         </w:rPr>
-        <w:t>='static')</w:t>
+        <w:t>=</w:t>
+      </w:r>
+      <w:proofErr w:type="spellStart"/>
+      <w:r>
+        <w:rPr>
+          <w:rFonts w:cstheme="minorHAnsi"/>
+        </w:rPr>
+        <w:t>static_folder_path</w:t>
+      </w:r>
+      <w:proofErr w:type="spellEnd"/>
+      <w:r>
+        <w:rPr>
+          <w:rFonts w:cstheme="minorHAnsi"/>
+        </w:rPr>
+        <w:t>)</w:t>
       </w:r>
     </w:p>
     <w:p>
@@ -424,7 +546,7 @@
         <w:rPr>
           <w:rFonts w:cstheme="minorHAnsi"/>
         </w:rPr>
-        <w:t xml:space="preserve">    # Disable debugger and </w:t>
+        <w:t xml:space="preserve"># Disable debugger and </w:t>
       </w:r>
       <w:proofErr w:type="spellStart"/>
       <w:r>
@@ -473,7 +595,13 @@
         <w:rPr>
           <w:rFonts w:cstheme="minorHAnsi"/>
         </w:rPr>
-        <w:t xml:space="preserve">port=5050, debug=False, </w:t>
+        <w:t>port=50501</w:t>
+      </w:r>
+      <w:r>
+        <w:rPr>
+          <w:rFonts w:cstheme="minorHAnsi"/>
+        </w:rPr>
+        <w:t xml:space="preserve">, debug=False, </w:t>
       </w:r>
       <w:proofErr w:type="spellStart"/>
       <w:r>
@@ -487,7 +615,13 @@
         <w:rPr>
           <w:rFonts w:cstheme="minorHAnsi"/>
         </w:rPr>
-        <w:t>=False)</w:t>
+        <w:t>=False</w:t>
+      </w:r>
+      <w:r>
+        <w:rPr>
+          <w:rFonts w:cstheme="minorHAnsi"/>
+        </w:rPr>
+        <w:t>)</w:t>
       </w:r>
     </w:p>
     <w:p>
@@ -521,6 +655,16 @@
         </w:rPr>
         <w:t>PyInstaller</w:t>
       </w:r>
+      <w:r>
+        <w:rPr>
+          <w:rFonts w:eastAsia="Times New Roman" w:cstheme="minorHAnsi"/>
+          <w:b/>
+          <w:bCs/>
+          <w:sz w:val="36"/>
+          <w:szCs w:val="36"/>
+        </w:rPr>
+        <w:t>a</w:t>
+      </w:r>
       <w:proofErr w:type="spellEnd"/>
     </w:p>
     <w:p>
@@ -577,6 +721,7 @@
         <w:rPr>
           <w:rFonts w:asciiTheme="minorHAnsi" w:hAnsiTheme="minorHAnsi" w:cstheme="minorHAnsi"/>
         </w:rPr>
+        <w:lastRenderedPageBreak/>
         <w:t xml:space="preserve">Run this in the folder containing </w:t>
       </w:r>
       <w:r>
@@ -584,7 +729,14 @@
           <w:rStyle w:val="HTMLCode"/>
           <w:rFonts w:asciiTheme="minorHAnsi" w:hAnsiTheme="minorHAnsi" w:cstheme="minorHAnsi"/>
         </w:rPr>
-        <w:t>app.py</w:t>
+        <w:t>server</w:t>
+      </w:r>
+      <w:r>
+        <w:rPr>
+          <w:rStyle w:val="HTMLCode"/>
+          <w:rFonts w:asciiTheme="minorHAnsi" w:hAnsiTheme="minorHAnsi" w:cstheme="minorHAnsi"/>
+        </w:rPr>
+        <w:t>.py</w:t>
       </w:r>
       <w:r>
         <w:rPr>
@@ -641,27 +793,38 @@
         <w:rPr>
           <w:rFonts w:cstheme="minorHAnsi"/>
         </w:rPr>
-        <w:t>" app.py</w:t>
-      </w:r>
-    </w:p>
-    <w:p>
-      <w:pPr>
-        <w:rPr>
-          <w:rFonts w:cstheme="minorHAnsi"/>
-        </w:rPr>
-      </w:pPr>
-    </w:p>
-    <w:p>
-      <w:pPr>
-        <w:rPr>
-          <w:rFonts w:cstheme="minorHAnsi"/>
-        </w:rPr>
-      </w:pPr>
-      <w:r>
-        <w:rPr>
-          <w:rFonts w:cstheme="minorHAnsi"/>
-        </w:rPr>
-        <w:lastRenderedPageBreak/>
+        <w:t xml:space="preserve">" </w:t>
+      </w:r>
+      <w:r>
+        <w:rPr>
+          <w:rFonts w:cstheme="minorHAnsi"/>
+        </w:rPr>
+        <w:t>server</w:t>
+      </w:r>
+      <w:r>
+        <w:rPr>
+          <w:rFonts w:cstheme="minorHAnsi"/>
+        </w:rPr>
+        <w:t>.py</w:t>
+      </w:r>
+    </w:p>
+    <w:p>
+      <w:pPr>
+        <w:rPr>
+          <w:rFonts w:cstheme="minorHAnsi"/>
+        </w:rPr>
+      </w:pPr>
+    </w:p>
+    <w:p>
+      <w:pPr>
+        <w:rPr>
+          <w:rFonts w:cstheme="minorHAnsi"/>
+        </w:rPr>
+      </w:pPr>
+      <w:r>
+        <w:rPr>
+          <w:rFonts w:cstheme="minorHAnsi"/>
+        </w:rPr>
         <w:t>This creates the standalone binary: dist/app</w:t>
       </w:r>
     </w:p>
